--- a/docx_resources/Вечірня-Утреня/В,У - Квітна Тріодь/pascha-1/1-4-ВУ.docx
+++ b/docx_resources/Вечірня-Утреня/В,У - Квітна Тріодь/pascha-1/1-4-ВУ.docx
@@ -1288,6 +1288,7 @@
         <w:rPr>
           <w:rFonts w:ascii="Times New Roman" w:hAnsi="Times New Roman"/>
           <w:sz w:val="24"/>
+          <w:szCs w:val="24"/>
         </w:rPr>
         <w:t>Заступи, спаси, помилуй і охорони нас, Боже, Твоєю благодаттю</w:t>
       </w:r>
@@ -1398,6 +1399,7 @@
           <w:i/>
           <w:color w:val="FF4400"/>
           <w:sz w:val="24"/>
+          <w:szCs w:val="24"/>
         </w:rPr>
         <w:t>Священник:</w:t>
       </w:r>
@@ -1405,6 +1407,7 @@
         <w:rPr>
           <w:rFonts w:ascii="Times New Roman" w:hAnsi="Times New Roman"/>
           <w:sz w:val="24"/>
+          <w:szCs w:val="24"/>
         </w:rPr>
         <w:t xml:space="preserve"> Бо Тобі належить усяка слава, честь і поклоніння, Отцю, і Сину, і Святому Духові, нині, і повсякчас, і на віки віків.</w:t>
       </w:r>
@@ -1518,6 +1521,7 @@
           <w:b/>
           <w:color w:val="000000"/>
           <w:sz w:val="24"/>
+          <w:szCs w:val="24"/>
         </w:rPr>
         <w:t>Го́споди, взива́ю я до Те́бе, ви́слухай мене́.* Ви́слухай мене́, Го́споди.* Го́споди, взива́ю я до Те́бе, ви́слухай мене́.* Почу́й го́лос молі́ння мого́,* коли́ взива́ю до Те́бе.* Ви́слухай мене́, Го́споди.</w:t>
       </w:r>
@@ -1532,6 +1536,7 @@
           <w:b/>
           <w:color w:val="000000"/>
           <w:sz w:val="24"/>
+          <w:szCs w:val="24"/>
         </w:rPr>
         <w:t>Неха́й піднесе́ться моли́тва моя́,* мов кади́ло пе́ред Тобо́ю;* підно́шення рук мої́х,* як же́ртва вечі́рня.* Ви́слухай мене́, Го́споди.</w:t>
       </w:r>
@@ -1543,8 +1548,9 @@
       </w:pPr>
       <w:r>
         <w:rPr>
-          <w:rFonts w:ascii="Times New Roman" w:hAnsi="Times New Roman"/>
-          <w:sz w:val="24"/>
+          <w:rFonts w:ascii="Times New Roman" w:eastAsia="Arial Unicode MS" w:hAnsi="Times New Roman" w:cs="Arial Unicode MS"/>
+          <w:sz w:val="24"/>
+          <w:szCs w:val="24"/>
         </w:rPr>
         <w:t>Поста́в, Го́споди, мої́м уста́м сторо́жу;* до двере́й губ мої́х − ва́рту!</w:t>
       </w:r>
@@ -1558,6 +1564,7 @@
         <w:rPr>
           <w:rFonts w:ascii="Times New Roman" w:hAnsi="Times New Roman"/>
           <w:sz w:val="24"/>
+          <w:szCs w:val="24"/>
         </w:rPr>
         <w:t>Не дай схили́тися се́рцеві моє́му* до чо́гось зло́го.</w:t>
       </w:r>
@@ -1571,6 +1578,7 @@
         <w:rPr>
           <w:rFonts w:ascii="Times New Roman" w:hAnsi="Times New Roman"/>
           <w:sz w:val="24"/>
+          <w:szCs w:val="24"/>
         </w:rPr>
         <w:t>Ані чини́ти лихі́ вчи́нки з людьми́, що тво́рять беззако́ння,* – ні ла́сощів ї́хніх я не хо́чу ї́сти.</w:t>
       </w:r>
@@ -1584,6 +1592,7 @@
         <w:rPr>
           <w:rFonts w:ascii="Times New Roman" w:hAnsi="Times New Roman"/>
           <w:sz w:val="24"/>
+          <w:szCs w:val="24"/>
         </w:rPr>
         <w:t>Неха́й пра́ведник по-до́брому б’є мене́ й виправля́є,* а олі́я грі́шного неха́й не нама́стить голови́ моє́ї.</w:t>
       </w:r>
@@ -1597,26 +1606,21 @@
         <w:rPr>
           <w:rFonts w:ascii="Times New Roman" w:hAnsi="Times New Roman"/>
           <w:sz w:val="24"/>
-        </w:rPr>
-        <w:t>Я все-таки́ моли́тимусь,* незважа́ючи на ї́хн</w:t>
-      </w:r>
-      <w:r>
-        <w:rPr>
-          <w:rFonts w:ascii="Times New Roman" w:hAnsi="Times New Roman"/>
-          <w:sz w:val="24"/>
-        </w:rPr>
-        <w:t>і злі вчи́нки.</w:t>
-      </w:r>
-    </w:p>
-    <w:p>
-      <w:pPr>
-        <w:spacing w:after="120"/>
-        <w:jc w:val="both"/>
-      </w:pPr>
-      <w:r>
-        <w:rPr>
-          <w:rFonts w:ascii="Times New Roman" w:hAnsi="Times New Roman"/>
-          <w:sz w:val="24"/>
+          <w:szCs w:val="24"/>
+        </w:rPr>
+        <w:t>Я все-таки́ моли́тимусь,* незважа́ючи на ї́хні злі вчи́нки.</w:t>
+      </w:r>
+    </w:p>
+    <w:p>
+      <w:pPr>
+        <w:spacing w:after="120"/>
+        <w:jc w:val="both"/>
+      </w:pPr>
+      <w:r>
+        <w:rPr>
+          <w:rFonts w:ascii="Times New Roman" w:hAnsi="Times New Roman"/>
+          <w:sz w:val="24"/>
+          <w:szCs w:val="24"/>
         </w:rPr>
         <w:t>Якщо́ су́ддів ї́хніх ски́нуть в уще́лини ске́лі,* то почу́ють, що слова́ мої́ лю́бі.</w:t>
       </w:r>
@@ -1630,6 +1634,7 @@
         <w:rPr>
           <w:rFonts w:ascii="Times New Roman" w:hAnsi="Times New Roman"/>
           <w:sz w:val="24"/>
+          <w:szCs w:val="24"/>
         </w:rPr>
         <w:t>Немо́вби хтось розби́в і розри́в зе́млю,* розки́дано ї́хні ко́сті пе́ред а́дом.</w:t>
       </w:r>
@@ -1643,26 +1648,21 @@
         <w:rPr>
           <w:rFonts w:ascii="Times New Roman" w:hAnsi="Times New Roman"/>
           <w:sz w:val="24"/>
-        </w:rPr>
-        <w:t>Бо до Те́бе, Го́споди, мій Бо́же, мої́ о́чі;* до Те́бе прибіга́ю, не губи́ д</w:t>
-      </w:r>
-      <w:r>
-        <w:rPr>
-          <w:rFonts w:ascii="Times New Roman" w:hAnsi="Times New Roman"/>
-          <w:sz w:val="24"/>
-        </w:rPr>
-        <w:t>уші́ моє́ї.</w:t>
-      </w:r>
-    </w:p>
-    <w:p>
-      <w:pPr>
-        <w:spacing w:after="120"/>
-        <w:jc w:val="both"/>
-      </w:pPr>
-      <w:r>
-        <w:rPr>
-          <w:rFonts w:ascii="Times New Roman" w:hAnsi="Times New Roman"/>
-          <w:sz w:val="24"/>
+          <w:szCs w:val="24"/>
+        </w:rPr>
+        <w:t>Бо до Те́бе, Го́споди, мій Бо́же, мої́ о́чі;* до Те́бе прибіга́ю, не губи́ душі́ моє́ї.</w:t>
+      </w:r>
+    </w:p>
+    <w:p>
+      <w:pPr>
+        <w:spacing w:after="120"/>
+        <w:jc w:val="both"/>
+      </w:pPr>
+      <w:r>
+        <w:rPr>
+          <w:rFonts w:ascii="Times New Roman" w:hAnsi="Times New Roman"/>
+          <w:sz w:val="24"/>
+          <w:szCs w:val="24"/>
         </w:rPr>
         <w:t>Збережи́ мене́ від пе́тлі, що її́ наста́вили на ме́не,* і від сильця́ тих, що тво́рять беззако́ння.</w:t>
       </w:r>
@@ -1676,6 +1676,7 @@
         <w:rPr>
           <w:rFonts w:ascii="Times New Roman" w:hAnsi="Times New Roman"/>
           <w:sz w:val="24"/>
+          <w:szCs w:val="24"/>
         </w:rPr>
         <w:t>Неха́й грі́шники впаду́ть у вла́сні сі́ті всі ра́зом,* а я пройду́ безпе́чно.</w:t>
       </w:r>
@@ -1692,6 +1693,7 @@
           <w:i/>
           <w:color w:val="FF0000"/>
           <w:sz w:val="24"/>
+          <w:szCs w:val="24"/>
         </w:rPr>
         <w:t>Псалом 141</w:t>
       </w:r>
@@ -1705,26 +1707,22 @@
         <w:rPr>
           <w:rFonts w:ascii="Times New Roman" w:hAnsi="Times New Roman"/>
           <w:sz w:val="24"/>
-        </w:rPr>
-        <w:t>Я го́лосом мої́м до Го́спода взива́ю,* я го́лосом мої́м</w:t>
-      </w:r>
-      <w:r>
-        <w:rPr>
-          <w:rFonts w:ascii="Times New Roman" w:hAnsi="Times New Roman"/>
-          <w:sz w:val="24"/>
-        </w:rPr>
-        <w:t xml:space="preserve"> до Го́спода молю́ся.</w:t>
-      </w:r>
-    </w:p>
-    <w:p>
-      <w:pPr>
-        <w:spacing w:after="120"/>
-        <w:jc w:val="both"/>
-      </w:pPr>
-      <w:r>
-        <w:rPr>
-          <w:rFonts w:ascii="Times New Roman" w:hAnsi="Times New Roman"/>
-          <w:sz w:val="24"/>
+          <w:szCs w:val="24"/>
+        </w:rPr>
+        <w:lastRenderedPageBreak/>
+        <w:t>Я го́лосом мої́м до Го́спода взива́ю,* я го́лосом мої́м до Го́спода молю́ся.</w:t>
+      </w:r>
+    </w:p>
+    <w:p>
+      <w:pPr>
+        <w:spacing w:after="120"/>
+        <w:jc w:val="both"/>
+      </w:pPr>
+      <w:r>
+        <w:rPr>
+          <w:rFonts w:ascii="Times New Roman" w:hAnsi="Times New Roman"/>
+          <w:sz w:val="24"/>
+          <w:szCs w:val="24"/>
         </w:rPr>
         <w:t>Ска́ргу мою́ пе́ред Ним вилива́ю,* мою́ скру́ту Йому́ я виявля́ю.</w:t>
       </w:r>
@@ -1738,6 +1736,7 @@
         <w:rPr>
           <w:rFonts w:ascii="Times New Roman" w:hAnsi="Times New Roman"/>
           <w:sz w:val="24"/>
+          <w:szCs w:val="24"/>
         </w:rPr>
         <w:t>Коли́ триво́житься в мені́ дух мій, Ти знає́ш мою́ сте́жку.* На доро́зі, де я ступа́ю, та́йно розста́вили сильце́ на ме́не.</w:t>
       </w:r>
@@ -1751,26 +1750,21 @@
         <w:rPr>
           <w:rFonts w:ascii="Times New Roman" w:hAnsi="Times New Roman"/>
           <w:sz w:val="24"/>
-        </w:rPr>
-        <w:t>Погля́нь право́руч і подиви́ся:* нема́ ніко́</w:t>
-      </w:r>
-      <w:r>
-        <w:rPr>
-          <w:rFonts w:ascii="Times New Roman" w:hAnsi="Times New Roman"/>
-          <w:sz w:val="24"/>
-        </w:rPr>
-        <w:t>го, хто дбав би за ме́не.</w:t>
-      </w:r>
-    </w:p>
-    <w:p>
-      <w:pPr>
-        <w:spacing w:after="120"/>
-        <w:jc w:val="both"/>
-      </w:pPr>
-      <w:r>
-        <w:rPr>
-          <w:rFonts w:ascii="Times New Roman" w:hAnsi="Times New Roman"/>
-          <w:sz w:val="24"/>
+          <w:szCs w:val="24"/>
+        </w:rPr>
+        <w:t>Погля́нь право́руч і подиви́ся:* нема́ ніко́го, хто дбав би за ме́не.</w:t>
+      </w:r>
+    </w:p>
+    <w:p>
+      <w:pPr>
+        <w:spacing w:after="120"/>
+        <w:jc w:val="both"/>
+      </w:pPr>
+      <w:r>
+        <w:rPr>
+          <w:rFonts w:ascii="Times New Roman" w:hAnsi="Times New Roman"/>
+          <w:sz w:val="24"/>
+          <w:szCs w:val="24"/>
         </w:rPr>
         <w:t>Нема́ куди́ мені́ втіка́ти,* нема́ ніко́го, хто піклува́вся би мно́ю.</w:t>
       </w:r>
@@ -1782,8 +1776,9 @@
       </w:pPr>
       <w:r>
         <w:rPr>
-          <w:rFonts w:ascii="Times New Roman" w:hAnsi="Times New Roman"/>
-          <w:sz w:val="24"/>
+          <w:rFonts w:ascii="Times New Roman" w:eastAsia="Arial Unicode MS" w:hAnsi="Times New Roman" w:cs="Arial Unicode MS"/>
+          <w:sz w:val="24"/>
+          <w:szCs w:val="24"/>
         </w:rPr>
         <w:t>До Те́бе, Го́споди, взива́ю й кажу́:* Ти моє́ прибі́жище, в землі́ живи́х Ти − моя́ до́ля!</w:t>
       </w:r>
@@ -1797,6 +1792,7 @@
         <w:rPr>
           <w:rFonts w:ascii="Times New Roman" w:hAnsi="Times New Roman"/>
           <w:sz w:val="24"/>
+          <w:szCs w:val="24"/>
         </w:rPr>
         <w:t>Зверни́ ува́гу на моє́ блага́ння,* бо я ве́льми неща́сний.</w:t>
       </w:r>
@@ -1810,6 +1806,7 @@
         <w:rPr>
           <w:rFonts w:ascii="Times New Roman" w:hAnsi="Times New Roman"/>
           <w:sz w:val="24"/>
+          <w:szCs w:val="24"/>
         </w:rPr>
         <w:t>Спаси́ мене́ від гони́телів мої́х,* бо вони́ сильні́ші від ме́не.</w:t>
       </w:r>
@@ -1823,6 +1820,7 @@
         <w:rPr>
           <w:rFonts w:ascii="Times New Roman" w:hAnsi="Times New Roman"/>
           <w:sz w:val="24"/>
+          <w:szCs w:val="24"/>
         </w:rPr>
         <w:t>Ви́веди з в’язни́ці мою́ ду́шу,* щоб дя́кувати І́мені Твоє́му.</w:t>
       </w:r>
@@ -1836,6 +1834,7 @@
         <w:rPr>
           <w:rFonts w:ascii="Times New Roman" w:hAnsi="Times New Roman"/>
           <w:sz w:val="24"/>
+          <w:szCs w:val="24"/>
         </w:rPr>
         <w:t>Мене́ обсту́плять пра́ведники,* бо Ти добро́ мені́ вчи́ниш.</w:t>
       </w:r>
@@ -1872,6 +1871,7 @@
         <w:rPr>
           <w:rFonts w:ascii="Times New Roman" w:hAnsi="Times New Roman"/>
           <w:sz w:val="24"/>
+          <w:szCs w:val="24"/>
         </w:rPr>
         <w:t>З глиби́н взива́ю до Те́бе, Го́споди,* Го́споди, почу́й мій го́лос.</w:t>
       </w:r>
@@ -1885,6 +1885,7 @@
         <w:rPr>
           <w:rFonts w:ascii="Times New Roman" w:hAnsi="Times New Roman"/>
           <w:sz w:val="24"/>
+          <w:szCs w:val="24"/>
         </w:rPr>
         <w:t>Неха́й бу́дуть Твої́ ву́ха ува́жні,* до го́лосу бла́гання мого́.</w:t>
       </w:r>
@@ -1989,6 +1990,7 @@
           <w:i/>
           <w:color w:val="FF0000"/>
           <w:sz w:val="24"/>
+          <w:szCs w:val="24"/>
         </w:rPr>
         <w:t>Стих:</w:t>
       </w:r>
@@ -1997,13 +1999,15 @@
           <w:rFonts w:ascii="Times New Roman" w:hAnsi="Times New Roman"/>
           <w:i/>
           <w:sz w:val="24"/>
-        </w:rPr>
-        <w:t xml:space="preserve"> </w:t>
-      </w:r>
-      <w:r>
-        <w:rPr>
-          <w:rFonts w:ascii="Times New Roman" w:hAnsi="Times New Roman"/>
-          <w:sz w:val="24"/>
+          <w:szCs w:val="24"/>
+        </w:rPr>
+        <w:t xml:space="preserve"> </w:t>
+      </w:r>
+      <w:r>
+        <w:rPr>
+          <w:rFonts w:ascii="Times New Roman" w:hAnsi="Times New Roman"/>
+          <w:sz w:val="24"/>
+          <w:szCs w:val="24"/>
           <w:u w:val="single"/>
         </w:rPr>
         <w:t>За́для І́мени Твого́ наді́юсь на Те́бе, Го́споди, наді́ється душа́ моя́ на сло́во Твоє́;* наді́ється душа́ моя́ на Го́спода.</w:t>
@@ -2039,6 +2043,7 @@
           <w:i/>
           <w:color w:val="FF0000"/>
           <w:sz w:val="24"/>
+          <w:szCs w:val="24"/>
         </w:rPr>
         <w:t>Стих:</w:t>
       </w:r>
@@ -2047,13 +2052,15 @@
           <w:rFonts w:ascii="Times New Roman" w:hAnsi="Times New Roman"/>
           <w:i/>
           <w:sz w:val="24"/>
-        </w:rPr>
-        <w:t xml:space="preserve"> </w:t>
-      </w:r>
-      <w:r>
-        <w:rPr>
-          <w:rFonts w:ascii="Times New Roman" w:hAnsi="Times New Roman"/>
-          <w:sz w:val="24"/>
+          <w:szCs w:val="24"/>
+        </w:rPr>
+        <w:t xml:space="preserve"> </w:t>
+      </w:r>
+      <w:r>
+        <w:rPr>
+          <w:rFonts w:ascii="Times New Roman" w:hAnsi="Times New Roman"/>
+          <w:sz w:val="24"/>
+          <w:szCs w:val="24"/>
           <w:u w:val="single"/>
         </w:rPr>
         <w:t>Від ра́нньої сторо́жі до но́чі від ра́нньої сторо́жі* неха́й упова́є Ізра́їль на Го́спода.</w:t>
@@ -2089,6 +2096,7 @@
           <w:i/>
           <w:color w:val="FF0000"/>
           <w:sz w:val="24"/>
+          <w:szCs w:val="24"/>
         </w:rPr>
         <w:t>Стих:</w:t>
       </w:r>
@@ -2097,13 +2105,15 @@
           <w:rFonts w:ascii="Times New Roman" w:hAnsi="Times New Roman"/>
           <w:i/>
           <w:sz w:val="24"/>
-        </w:rPr>
-        <w:t xml:space="preserve"> </w:t>
-      </w:r>
-      <w:r>
-        <w:rPr>
-          <w:rFonts w:ascii="Times New Roman" w:hAnsi="Times New Roman"/>
-          <w:sz w:val="24"/>
+          <w:szCs w:val="24"/>
+        </w:rPr>
+        <w:t xml:space="preserve"> </w:t>
+      </w:r>
+      <w:r>
+        <w:rPr>
+          <w:rFonts w:ascii="Times New Roman" w:hAnsi="Times New Roman"/>
+          <w:sz w:val="24"/>
+          <w:szCs w:val="24"/>
           <w:u w:val="single"/>
         </w:rPr>
         <w:t>Бо в Го́спода ми́лість і відку́плення вели́ке в Ньо́го;* Він ви́зволить Ізра́їля від усьо́го беззако́ння його́.</w:t>
@@ -2162,6 +2172,7 @@
           <w:i/>
           <w:color w:val="FF0000"/>
           <w:sz w:val="24"/>
+          <w:szCs w:val="24"/>
         </w:rPr>
         <w:t>Стих:</w:t>
       </w:r>
@@ -2170,13 +2181,15 @@
           <w:rFonts w:ascii="Times New Roman" w:hAnsi="Times New Roman"/>
           <w:i/>
           <w:sz w:val="24"/>
-        </w:rPr>
-        <w:t xml:space="preserve"> </w:t>
-      </w:r>
-      <w:r>
-        <w:rPr>
-          <w:rFonts w:ascii="Times New Roman" w:hAnsi="Times New Roman"/>
-          <w:sz w:val="24"/>
+          <w:szCs w:val="24"/>
+        </w:rPr>
+        <w:t xml:space="preserve"> </w:t>
+      </w:r>
+      <w:r>
+        <w:rPr>
+          <w:rFonts w:ascii="Times New Roman" w:hAnsi="Times New Roman"/>
+          <w:sz w:val="24"/>
+          <w:szCs w:val="24"/>
           <w:u w:val="single"/>
         </w:rPr>
         <w:t>Хвалі́те Го́спода всі наро́ди!* Прославля́йте Його́ всі лю́ди!</w:t>
@@ -2212,6 +2225,7 @@
           <w:i/>
           <w:color w:val="FF0000"/>
           <w:sz w:val="24"/>
+          <w:szCs w:val="24"/>
         </w:rPr>
         <w:t>Стих:</w:t>
       </w:r>
@@ -2220,13 +2234,15 @@
           <w:rFonts w:ascii="Times New Roman" w:hAnsi="Times New Roman"/>
           <w:i/>
           <w:sz w:val="24"/>
-        </w:rPr>
-        <w:t xml:space="preserve"> </w:t>
-      </w:r>
-      <w:r>
-        <w:rPr>
-          <w:rFonts w:ascii="Times New Roman" w:hAnsi="Times New Roman"/>
-          <w:sz w:val="24"/>
+          <w:szCs w:val="24"/>
+        </w:rPr>
+        <w:t xml:space="preserve"> </w:t>
+      </w:r>
+      <w:r>
+        <w:rPr>
+          <w:rFonts w:ascii="Times New Roman" w:hAnsi="Times New Roman"/>
+          <w:sz w:val="24"/>
+          <w:szCs w:val="24"/>
           <w:u w:val="single"/>
         </w:rPr>
         <w:t>Вели́ке бо до нас Його́ милосе́рдя,* і ві́рність Го́спода пові́ки.</w:t>
@@ -2432,15 +2448,9 @@
         <w:rPr>
           <w:rFonts w:ascii="Times New Roman" w:hAnsi="Times New Roman"/>
           <w:sz w:val="24"/>
-        </w:rPr>
-        <w:t>Благий Людинолюбче Царю, що все благословляєш! Молимось Тобі наполегливо, серцем сокрушеним і духом смиренним:</w:t>
-      </w:r>
-      <w:r>
-        <w:rPr>
-          <w:rFonts w:ascii="Times New Roman" w:hAnsi="Times New Roman"/>
-          <w:sz w:val="24"/>
-        </w:rPr>
-        <w:t xml:space="preserve"> Благослови наші входи і виходи, Христе, істинний Боже наш. Бо прихід Твій і вознесіння, і пожиття з людьми завжди благословенне: нині і повсякчас, і на віки віків. Амінь.</w:t>
+          <w:szCs w:val="24"/>
+        </w:rPr>
+        <w:t>Благий Людинолюбче Царю, що все благословляєш! Молимось Тобі наполегливо, серцем сокрушеним і духом смиренним: Благослови наші входи і виходи, Христе, істинний Боже наш. Бо прихід Твій і вознесіння, і пожиття з людьми завжди благословенне: нині і повсякчас, і на віки віків. Амінь.</w:t>
       </w:r>
     </w:p>
     <w:p>
@@ -2552,6 +2562,7 @@
           <w:i/>
           <w:color w:val="FF0000"/>
           <w:sz w:val="24"/>
+          <w:szCs w:val="24"/>
         </w:rPr>
         <w:t>Вірні:</w:t>
       </w:r>
@@ -2560,13 +2571,15 @@
           <w:rFonts w:ascii="Times New Roman" w:hAnsi="Times New Roman"/>
           <w:color w:val="FF0000"/>
           <w:sz w:val="24"/>
-        </w:rPr>
-        <w:t xml:space="preserve"> </w:t>
-      </w:r>
-      <w:r>
-        <w:rPr>
-          <w:rFonts w:ascii="Times New Roman" w:hAnsi="Times New Roman"/>
-          <w:sz w:val="24"/>
+          <w:szCs w:val="24"/>
+        </w:rPr>
+        <w:t xml:space="preserve"> </w:t>
+      </w:r>
+      <w:r>
+        <w:rPr>
+          <w:rFonts w:ascii="Times New Roman" w:hAnsi="Times New Roman"/>
+          <w:sz w:val="24"/>
+          <w:szCs w:val="24"/>
         </w:rPr>
         <w:t>Сві́тло ти́хе свято́ї сла́ви безсме́ртного Отця́ небе́сного, свято́го, блаже́нного, Ісу́се Хри́сте, дожи́вши до за́ходу со́нця, ба́чивши сві́тло вечі́рнє, сла́вимо Отця́, і Си́на, і Свято́го Ду́ха – Бо́га. Досто́йно є повсякча́с прославля́ти Тебе́ голоса́ми побо́жними, Си́ну Бо́жий, що життя́ дає́ш усьому́ сві́ту, тому́ світ уве́сь сла́вить Тебе́.</w:t>
       </w:r>
@@ -3453,6 +3466,7 @@
           <w:i/>
           <w:color w:val="FF4400"/>
           <w:sz w:val="24"/>
+          <w:szCs w:val="24"/>
         </w:rPr>
         <w:t xml:space="preserve">Священник: </w:t>
       </w:r>
@@ -3460,6 +3474,7 @@
         <w:rPr>
           <w:rFonts w:ascii="Times New Roman" w:hAnsi="Times New Roman"/>
           <w:sz w:val="24"/>
+          <w:szCs w:val="24"/>
         </w:rPr>
         <w:t>Бо милостивий і людинолюбний Бог єси, і Тобі славу возсилаємо, Отцю, і Сину, і Святому Духові, нині, і повсякчас, і на віки віків.</w:t>
       </w:r>
@@ -3821,6 +3836,7 @@
         <w:rPr>
           <w:rFonts w:ascii="Times New Roman" w:hAnsi="Times New Roman"/>
           <w:sz w:val="24"/>
+          <w:szCs w:val="24"/>
         </w:rPr>
         <w:t>Заступи, спаси, помилуй і охорони нас, Боже, Твоєю благодаттю</w:t>
       </w:r>
@@ -4341,6 +4357,7 @@
           <w:i/>
           <w:color w:val="FF0000"/>
           <w:sz w:val="24"/>
+          <w:szCs w:val="24"/>
         </w:rPr>
         <w:t>Священник:</w:t>
       </w:r>
@@ -4349,14 +4366,16 @@
           <w:rFonts w:ascii="Times New Roman" w:hAnsi="Times New Roman"/>
           <w:color w:val="FF0000"/>
           <w:sz w:val="24"/>
-        </w:rPr>
-        <w:t xml:space="preserve"> </w:t>
-      </w:r>
-      <w:r>
-        <w:rPr>
-          <w:rFonts w:ascii="Times New Roman" w:hAnsi="Times New Roman"/>
-          <w:color w:val="000000"/>
-          <w:sz w:val="24"/>
+          <w:szCs w:val="24"/>
+        </w:rPr>
+        <w:t xml:space="preserve"> </w:t>
+      </w:r>
+      <w:r>
+        <w:rPr>
+          <w:rFonts w:ascii="Times New Roman" w:hAnsi="Times New Roman"/>
+          <w:color w:val="000000"/>
+          <w:sz w:val="24"/>
+          <w:szCs w:val="24"/>
         </w:rPr>
         <w:t>Бо Ти – Бог милости, ласк і людинолюбности, і Тобі славу віддаємо, Отцю, і Сину, і Святому Духові, нині, і повсякчас, і на віки віків.</w:t>
       </w:r>
@@ -4580,6 +4599,7 @@
           <w:i/>
           <w:color w:val="FF0000"/>
           <w:sz w:val="24"/>
+          <w:szCs w:val="24"/>
         </w:rPr>
         <w:t>Священник:</w:t>
       </w:r>
@@ -4588,14 +4608,16 @@
           <w:rFonts w:ascii="Times New Roman" w:hAnsi="Times New Roman"/>
           <w:color w:val="FF0000"/>
           <w:sz w:val="24"/>
-        </w:rPr>
-        <w:t xml:space="preserve"> </w:t>
-      </w:r>
-      <w:r>
-        <w:rPr>
-          <w:rFonts w:ascii="Times New Roman" w:hAnsi="Times New Roman"/>
-          <w:color w:val="000000"/>
-          <w:sz w:val="24"/>
+          <w:szCs w:val="24"/>
+        </w:rPr>
+        <w:t xml:space="preserve"> </w:t>
+      </w:r>
+      <w:r>
+        <w:rPr>
+          <w:rFonts w:ascii="Times New Roman" w:hAnsi="Times New Roman"/>
+          <w:color w:val="000000"/>
+          <w:sz w:val="24"/>
+          <w:szCs w:val="24"/>
         </w:rPr>
         <w:t>Нехай буде влада царства Твого благословенна і дуже прославлена: Отця, і Сина, і Святого Духа, нині і повсякчас, і на віки віків.</w:t>
       </w:r>
@@ -5112,6 +5134,39 @@
     </w:p>
     <w:p>
       <w:pPr>
+        <w:widowControl w:val="0"/>
+        <w:spacing w:after="120"/>
+        <w:jc w:val="both"/>
+        <w:rPr>
+          <w:rFonts w:ascii="Times New Roman" w:hAnsi="Times New Roman"/>
+          <w:b/>
+          <w:i/>
+          <w:color w:val="FF0000"/>
+          <w:sz w:val="24"/>
+          <w:szCs w:val="24"/>
+        </w:rPr>
+      </w:pPr>
+      <w:r>
+        <w:rPr>
+          <w:rFonts w:ascii="Times New Roman" w:hAnsi="Times New Roman"/>
+          <w:i/>
+          <w:color w:val="FF0000"/>
+          <w:sz w:val="24"/>
+          <w:szCs w:val="24"/>
+        </w:rPr>
+        <w:t xml:space="preserve">Диякон: </w:t>
+      </w:r>
+      <w:r>
+        <w:rPr>
+          <w:rFonts w:ascii="Times New Roman" w:hAnsi="Times New Roman"/>
+          <w:sz w:val="24"/>
+          <w:szCs w:val="24"/>
+        </w:rPr>
+        <w:t>Премудрість.</w:t>
+      </w:r>
+    </w:p>
+    <w:p>
+      <w:pPr>
         <w:spacing w:after="120"/>
         <w:jc w:val="both"/>
         <w:rPr>
@@ -5272,6 +5327,7 @@
           <w:i/>
           <w:color w:val="FF0000"/>
           <w:sz w:val="24"/>
+          <w:szCs w:val="24"/>
         </w:rPr>
         <w:t>Вірні:</w:t>
       </w:r>
@@ -5279,6 +5335,7 @@
         <w:rPr>
           <w:rFonts w:ascii="Times New Roman" w:hAnsi="Times New Roman"/>
           <w:sz w:val="24"/>
+          <w:szCs w:val="24"/>
         </w:rPr>
         <w:t xml:space="preserve"> </w:t>
       </w:r>
@@ -5287,6 +5344,7 @@
           <w:rFonts w:ascii="Times New Roman" w:hAnsi="Times New Roman"/>
           <w:color w:val="333333"/>
           <w:sz w:val="24"/>
+          <w:szCs w:val="24"/>
         </w:rPr>
         <w:t>Світи́ся, світи́ся, нови́й Єрусали́ме,* сла́ва бо Госпо́дня на то</w:t>
       </w:r>
@@ -5295,6 +5353,7 @@
           <w:rFonts w:ascii="Times New Roman" w:hAnsi="Times New Roman"/>
           <w:color w:val="000000"/>
           <w:sz w:val="24"/>
+          <w:szCs w:val="24"/>
         </w:rPr>
         <w:t>́</w:t>
       </w:r>
@@ -5303,6 +5362,7 @@
           <w:rFonts w:ascii="Times New Roman" w:hAnsi="Times New Roman"/>
           <w:color w:val="333333"/>
           <w:sz w:val="24"/>
+          <w:szCs w:val="24"/>
         </w:rPr>
         <w:t>бі возсія́ла!* Раді́й ни</w:t>
       </w:r>
@@ -5311,6 +5371,7 @@
           <w:rFonts w:ascii="Times New Roman" w:hAnsi="Times New Roman"/>
           <w:color w:val="000000"/>
           <w:sz w:val="24"/>
+          <w:szCs w:val="24"/>
         </w:rPr>
         <w:t>́</w:t>
       </w:r>
@@ -5319,6 +5380,7 @@
           <w:rFonts w:ascii="Times New Roman" w:hAnsi="Times New Roman"/>
           <w:color w:val="333333"/>
           <w:sz w:val="24"/>
+          <w:szCs w:val="24"/>
         </w:rPr>
         <w:t>ні й весели́ся, Сіо́не.* А ти, чи́ста Богоро́дице, втіша́йся воскресі́нням Си́на свого́.</w:t>
       </w:r>
@@ -5334,6 +5396,7 @@
           <w:i/>
           <w:color w:val="FF0000"/>
           <w:sz w:val="24"/>
+          <w:szCs w:val="24"/>
         </w:rPr>
         <w:t>Священник:</w:t>
       </w:r>
@@ -5342,13 +5405,15 @@
           <w:rFonts w:ascii="Times New Roman" w:hAnsi="Times New Roman"/>
           <w:color w:val="FF0000"/>
           <w:sz w:val="24"/>
-        </w:rPr>
-        <w:t xml:space="preserve"> </w:t>
-      </w:r>
-      <w:r>
-        <w:rPr>
-          <w:rFonts w:ascii="Times New Roman" w:hAnsi="Times New Roman"/>
-          <w:sz w:val="24"/>
+          <w:szCs w:val="24"/>
+        </w:rPr>
+        <w:t xml:space="preserve"> </w:t>
+      </w:r>
+      <w:r>
+        <w:rPr>
+          <w:rFonts w:ascii="Times New Roman" w:hAnsi="Times New Roman"/>
+          <w:sz w:val="24"/>
+          <w:szCs w:val="24"/>
         </w:rPr>
         <w:t>Слава тобі, Христе Боже, уповання наше, слава тобі!</w:t>
       </w:r>
@@ -6940,6 +7005,7 @@
         <w:rPr>
           <w:rFonts w:ascii="Times New Roman" w:hAnsi="Times New Roman"/>
           <w:sz w:val="24"/>
+          <w:szCs w:val="24"/>
         </w:rPr>
         <w:t>Заступи, спаси, помилуй і охорони нас, Боже, Твоєю благодаттю</w:t>
       </w:r>
@@ -7050,6 +7116,7 @@
           <w:i/>
           <w:color w:val="FF4400"/>
           <w:sz w:val="24"/>
+          <w:szCs w:val="24"/>
         </w:rPr>
         <w:t>Священник:</w:t>
       </w:r>
@@ -7057,6 +7124,7 @@
         <w:rPr>
           <w:rFonts w:ascii="Times New Roman" w:hAnsi="Times New Roman"/>
           <w:sz w:val="24"/>
+          <w:szCs w:val="24"/>
         </w:rPr>
         <w:t xml:space="preserve"> Бо Тобі належить усяка слава, честь і поклоніння, Отцю, і Сину, і Святому Духові, нині, і повсякчас, і на віки віків.</w:t>
       </w:r>
@@ -7760,6 +7828,7 @@
         <w:rPr>
           <w:rFonts w:ascii="Times New Roman" w:hAnsi="Times New Roman"/>
           <w:sz w:val="24"/>
+          <w:szCs w:val="24"/>
         </w:rPr>
         <w:t>Заступи, спаси, помилуй і охорони нас, Боже, Твоєю благодаттю</w:t>
       </w:r>
@@ -8961,6 +9030,7 @@
         <w:rPr>
           <w:rFonts w:ascii="Times New Roman" w:hAnsi="Times New Roman"/>
           <w:sz w:val="24"/>
+          <w:szCs w:val="24"/>
         </w:rPr>
         <w:t>Заступи, спаси, помилуй і охорони нас, Боже, Твоєю благодаттю</w:t>
       </w:r>
@@ -10601,6 +10671,7 @@
         <w:rPr>
           <w:rFonts w:ascii="Times New Roman" w:hAnsi="Times New Roman"/>
           <w:sz w:val="24"/>
+          <w:szCs w:val="24"/>
         </w:rPr>
         <w:t>Заступи, спаси, помилуй і охорони нас, Боже, Твоєю благодаттю</w:t>
       </w:r>
@@ -12530,6 +12601,7 @@
           <w:i/>
           <w:color w:val="FF4400"/>
           <w:sz w:val="24"/>
+          <w:szCs w:val="24"/>
         </w:rPr>
         <w:t xml:space="preserve">Священник: </w:t>
       </w:r>
@@ -12537,6 +12609,7 @@
         <w:rPr>
           <w:rFonts w:ascii="Times New Roman" w:hAnsi="Times New Roman"/>
           <w:sz w:val="24"/>
+          <w:szCs w:val="24"/>
         </w:rPr>
         <w:t>Бо милостивий і людинолюбний Бог єси, і Тобі славу возсилаємо, Отцю, і Сину, і Святому Духові, нині, і повсякчас, і на віки віків.</w:t>
       </w:r>
@@ -12669,6 +12742,7 @@
         <w:rPr>
           <w:rFonts w:ascii="Times New Roman" w:hAnsi="Times New Roman"/>
           <w:sz w:val="24"/>
+          <w:szCs w:val="24"/>
         </w:rPr>
         <w:t>Заступи, спаси, помилуй і охорони нас, Боже, Твоєю благодаттю</w:t>
       </w:r>
@@ -13174,6 +13248,7 @@
           <w:i/>
           <w:color w:val="FF0000"/>
           <w:sz w:val="24"/>
+          <w:szCs w:val="24"/>
         </w:rPr>
         <w:t>Священник:</w:t>
       </w:r>
@@ -13182,14 +13257,16 @@
           <w:rFonts w:ascii="Times New Roman" w:hAnsi="Times New Roman"/>
           <w:color w:val="FF0000"/>
           <w:sz w:val="24"/>
-        </w:rPr>
-        <w:t xml:space="preserve"> </w:t>
-      </w:r>
-      <w:r>
-        <w:rPr>
-          <w:rFonts w:ascii="Times New Roman" w:hAnsi="Times New Roman"/>
-          <w:color w:val="000000"/>
-          <w:sz w:val="24"/>
+          <w:szCs w:val="24"/>
+        </w:rPr>
+        <w:t xml:space="preserve"> </w:t>
+      </w:r>
+      <w:r>
+        <w:rPr>
+          <w:rFonts w:ascii="Times New Roman" w:hAnsi="Times New Roman"/>
+          <w:color w:val="000000"/>
+          <w:sz w:val="24"/>
+          <w:szCs w:val="24"/>
         </w:rPr>
         <w:t>Бо Ти – Бог милости, ласк і людинолюбности, і Тобі славу віддаємо, Отцю, і Сину, і Святому Духові, нині, і повсякчас, і на віки віків.</w:t>
       </w:r>
@@ -13404,6 +13481,7 @@
           <w:i/>
           <w:color w:val="FF4400"/>
           <w:sz w:val="24"/>
+          <w:szCs w:val="24"/>
         </w:rPr>
         <w:t xml:space="preserve">Священник: </w:t>
       </w:r>
@@ -13412,6 +13490,7 @@
           <w:rFonts w:ascii="Times New Roman" w:hAnsi="Times New Roman"/>
           <w:color w:val="000000"/>
           <w:sz w:val="24"/>
+          <w:szCs w:val="24"/>
         </w:rPr>
         <w:t>Бо до Тебе належить милувати і спасати нас, Боже наш, і Тобі славу віддаємо, Отцю, і Сину, і Святому Духові, нині, і повсякчас, і на віки віків.</w:t>
       </w:r>
@@ -13493,6 +13572,39 @@
     </w:p>
     <w:p>
       <w:pPr>
+        <w:widowControl w:val="0"/>
+        <w:spacing w:after="120"/>
+        <w:jc w:val="both"/>
+        <w:rPr>
+          <w:rFonts w:ascii="Times New Roman" w:hAnsi="Times New Roman"/>
+          <w:b/>
+          <w:i/>
+          <w:color w:val="FF0000"/>
+          <w:sz w:val="24"/>
+          <w:szCs w:val="24"/>
+        </w:rPr>
+      </w:pPr>
+      <w:r>
+        <w:rPr>
+          <w:rFonts w:ascii="Times New Roman" w:hAnsi="Times New Roman"/>
+          <w:i/>
+          <w:color w:val="FF0000"/>
+          <w:sz w:val="24"/>
+          <w:szCs w:val="24"/>
+        </w:rPr>
+        <w:t xml:space="preserve">Диякон: </w:t>
+      </w:r>
+      <w:r>
+        <w:rPr>
+          <w:rFonts w:ascii="Times New Roman" w:hAnsi="Times New Roman"/>
+          <w:sz w:val="24"/>
+          <w:szCs w:val="24"/>
+        </w:rPr>
+        <w:t>Премудрість.</w:t>
+      </w:r>
+    </w:p>
+    <w:p>
+      <w:pPr>
         <w:spacing w:after="120"/>
         <w:jc w:val="both"/>
         <w:rPr>
@@ -13653,6 +13765,7 @@
           <w:i/>
           <w:color w:val="FF0000"/>
           <w:sz w:val="24"/>
+          <w:szCs w:val="24"/>
         </w:rPr>
         <w:t>Вірні:</w:t>
       </w:r>
@@ -13660,6 +13773,7 @@
         <w:rPr>
           <w:rFonts w:ascii="Times New Roman" w:hAnsi="Times New Roman"/>
           <w:sz w:val="24"/>
+          <w:szCs w:val="24"/>
         </w:rPr>
         <w:t xml:space="preserve"> </w:t>
       </w:r>
@@ -13668,6 +13782,7 @@
           <w:rFonts w:ascii="Times New Roman" w:hAnsi="Times New Roman"/>
           <w:color w:val="333333"/>
           <w:sz w:val="24"/>
+          <w:szCs w:val="24"/>
         </w:rPr>
         <w:t>Світи́ся, світи́ся, нови́й Єрусали́ме,* сла́ва бо Госпо́дня на то</w:t>
       </w:r>
@@ -13676,6 +13791,7 @@
           <w:rFonts w:ascii="Times New Roman" w:hAnsi="Times New Roman"/>
           <w:color w:val="000000"/>
           <w:sz w:val="24"/>
+          <w:szCs w:val="24"/>
         </w:rPr>
         <w:t>́</w:t>
       </w:r>
@@ -13684,6 +13800,7 @@
           <w:rFonts w:ascii="Times New Roman" w:hAnsi="Times New Roman"/>
           <w:color w:val="333333"/>
           <w:sz w:val="24"/>
+          <w:szCs w:val="24"/>
         </w:rPr>
         <w:t>бі возсія́ла!* Раді́й ни</w:t>
       </w:r>
@@ -13692,6 +13809,7 @@
           <w:rFonts w:ascii="Times New Roman" w:hAnsi="Times New Roman"/>
           <w:color w:val="000000"/>
           <w:sz w:val="24"/>
+          <w:szCs w:val="24"/>
         </w:rPr>
         <w:t>́</w:t>
       </w:r>
@@ -13700,6 +13818,7 @@
           <w:rFonts w:ascii="Times New Roman" w:hAnsi="Times New Roman"/>
           <w:color w:val="333333"/>
           <w:sz w:val="24"/>
+          <w:szCs w:val="24"/>
         </w:rPr>
         <w:t>ні й весели́ся, Сіо́не.* А ти, чи́ста Богоро́дице, втіша́йся воскресі́нням Си́на свого́.</w:t>
       </w:r>
@@ -13715,6 +13834,7 @@
           <w:i/>
           <w:color w:val="FF0000"/>
           <w:sz w:val="24"/>
+          <w:szCs w:val="24"/>
         </w:rPr>
         <w:t>Священник:</w:t>
       </w:r>
@@ -13723,13 +13843,15 @@
           <w:rFonts w:ascii="Times New Roman" w:hAnsi="Times New Roman"/>
           <w:color w:val="FF0000"/>
           <w:sz w:val="24"/>
-        </w:rPr>
-        <w:t xml:space="preserve"> </w:t>
-      </w:r>
-      <w:r>
-        <w:rPr>
-          <w:rFonts w:ascii="Times New Roman" w:hAnsi="Times New Roman"/>
-          <w:sz w:val="24"/>
+          <w:szCs w:val="24"/>
+        </w:rPr>
+        <w:t xml:space="preserve"> </w:t>
+      </w:r>
+      <w:r>
+        <w:rPr>
+          <w:rFonts w:ascii="Times New Roman" w:hAnsi="Times New Roman"/>
+          <w:sz w:val="24"/>
+          <w:szCs w:val="24"/>
         </w:rPr>
         <w:t>Слава тобі, Христе Боже, уповання наше, слава тобі!</w:t>
       </w:r>
@@ -14458,6 +14580,7 @@
     <w:rPr>
       <w:rFonts w:eastAsia="Times New Roman" w:cs="Times New Roman"/>
       <w:sz w:val="36"/>
+      <w:szCs w:val="36"/>
     </w:rPr>
   </w:style>
   <w:style w:type="paragraph" w:styleId="Heading1">
@@ -14784,6 +14907,8 @@
     </w:pPr>
     <w:rPr>
       <w:rFonts w:ascii="Times New Roman" w:eastAsia="Times New Roman" w:hAnsi="Times New Roman" w:cs="Times New Roman"/>
+      <w:sz w:val="36"/>
+      <w:szCs w:val="36"/>
     </w:rPr>
   </w:style>
   <w:style w:type="paragraph" w:styleId="Subtitle">
@@ -15130,8 +15255,8 @@
 </file>
 
 <file path=customXml/item1.xml><?xml version="1.0" encoding="utf-8"?>
-<go:gDocsCustomXmlDataStorage xmlns:go="http://customooxmlschemas.google.com/" xmlns:r="http://schemas.openxmlformats.org/officeDocument/2006/relationships" uri="GoogleDocsCustomDataVersion1">
-  <go:docsCustomData xmlns:go="http://customooxmlschemas.google.com/" roundtripDataSignature="AMtx7miSGQubW6Lyd0ADhpmB9j5Dx46W4g==">AMUW2mWZfWniKbmhtM70L1n1O9cW4KNGF4XtQvv4rQp84HX1qeFXlMq3+yEMTcEe8BqSVCPsJNwmJctW+6WBCGcsJyjqw/yVBvC77hSR/IU4o3A7ew4eotAGQAJScbUOMd6xQCLqmCFLtH/ibr5Ro05UDaSjjBsiCO/tYiRh8DjbCCKBCIP48BHZhFzjYWaNsDTxLBISTo6MXNRaq4jyWNmTBqEgXv0Qv5Y/5MAJEUwuVe2nC8arDzpF6siYYywrJTPE7Cji7XgLJsjsmjRxAXYWvETop/q4ZdHc7e2CJ2Tzc9DPV/2aHi0B7J9hTQ00wJpPoFDKR/aZ1ZpNvrKK7MbkUyRSastEYXG7D5qN0nUfwWW2dk9eTMzmlEaYodc6QJ2SGB7MU8gsltBBikr/0BlzBdTomkUJbW+p76yYWfR6T8EKLK+sCmnID6E7ZjJVIUbvt5VkzFkI</go:docsCustomData>
+<go:gDocsCustomXmlDataStorage xmlns:go="http://customooxmlschemas.google.com/" xmlns:r="http://schemas.openxmlformats.org/officeDocument/2006/relationships" uri="GoogleDocsCustomDataVersion2">
+  <go:docsCustomData xmlns:go="http://customooxmlschemas.google.com/" roundtripDataSignature="AMtx7mj2/YqBG92cIdeZvKOWsKtOBuBJ3Q==">CgMxLjAaLgoBMBIpCicIB0IjCg9UaW1lcyBOZXcgUm9tYW4SEEFyaWFsIFVuaWNvZGUgTVMaLgoBMRIpCicIB0IjCg9UaW1lcyBOZXcgUm9tYW4SEEFyaWFsIFVuaWNvZGUgTVMaJQoBMhIgCh4IB0IaCg9UaW1lcyBOZXcgUm9tYW4SB0d1bmdzdWgaJQoBMxIgCh4IB0IaCg9UaW1lcyBOZXcgUm9tYW4SB0d1bmdzdWgaJQoBNBIgCh4IB0IaCg9UaW1lcyBOZXcgUm9tYW4SB0d1bmdzdWgyCGguZ2pkZ3hzOAByITFWUDZhQ0VkVWdxYWcxbHpMaEFHaXdiRnZoN1NoTXlzZw==</go:docsCustomData>
 </go:gDocsCustomXmlDataStorage>
 </file>
 
